--- a/case-study-pack/docx/HMF-Rubric-Sheet.docx
+++ b/case-study-pack/docx/HMF-Rubric-Sheet.docx
@@ -122,7 +122,7 @@
                 <w:sz w:val="20"/>
                 <w:szCs w:val="20"/>
               </w:rPr>
-              <w:t xml:space="preserve">Grade every pain point on the three dimensions: Problem Identifier out of 5, Solution Designer out of 10, and Value Communicator out of 10, for 25 per pain point. Four pain points make a case study score out of 100, and the four case studies make an overall score out of 400.</w:t>
+              <w:t xml:space="preserve">Grade every pain point on the three dimensions: Problem Identifier out of 5, Solution Designer out of 10, and Value Communicator out of 10, for 25 per pain point. Four pain points make a case study score out of 100, and the four case studies make a cumulative score out of 400.</w:t>
             </w:r>
           </w:p>
         </w:tc>
@@ -3256,7 +3256,7 @@
                 <w:sz w:val="18"/>
                 <w:szCs w:val="18"/>
               </w:rPr>
-              <w:t xml:space="preserve">Best</w:t>
+              <w:t xml:space="preserve">Advanced</w:t>
             </w:r>
           </w:p>
         </w:tc>
@@ -3358,7 +3358,7 @@
                 <w:sz w:val="18"/>
                 <w:szCs w:val="18"/>
               </w:rPr>
-              <w:t xml:space="preserve">Better</w:t>
+              <w:t xml:space="preserve">Established</w:t>
             </w:r>
           </w:p>
         </w:tc>
@@ -3458,7 +3458,7 @@
                 <w:sz w:val="18"/>
                 <w:szCs w:val="18"/>
               </w:rPr>
-              <w:t xml:space="preserve">Good</w:t>
+              <w:t xml:space="preserve">Foundational</w:t>
             </w:r>
           </w:p>
         </w:tc>

--- a/case-study-pack/docx/HMF-Rubric-Sheet.docx
+++ b/case-study-pack/docx/HMF-Rubric-Sheet.docx
@@ -3256,7 +3256,7 @@
                 <w:sz w:val="18"/>
                 <w:szCs w:val="18"/>
               </w:rPr>
-              <w:t xml:space="preserve">Advanced</w:t>
+              <w:t xml:space="preserve">Solution Strategist</w:t>
             </w:r>
           </w:p>
         </w:tc>
@@ -3358,7 +3358,7 @@
                 <w:sz w:val="18"/>
                 <w:szCs w:val="18"/>
               </w:rPr>
-              <w:t xml:space="preserve">Established</w:t>
+              <w:t xml:space="preserve">Solution Designer</w:t>
             </w:r>
           </w:p>
         </w:tc>
@@ -3458,7 +3458,7 @@
                 <w:sz w:val="18"/>
                 <w:szCs w:val="18"/>
               </w:rPr>
-              <w:t xml:space="preserve">Foundational</w:t>
+              <w:t xml:space="preserve">Solution Explorer</w:t>
             </w:r>
           </w:p>
         </w:tc>

--- a/case-study-pack/docx/HMF-Rubric-Sheet.docx
+++ b/case-study-pack/docx/HMF-Rubric-Sheet.docx
@@ -3358,7 +3358,7 @@
                 <w:sz w:val="18"/>
                 <w:szCs w:val="18"/>
               </w:rPr>
-              <w:t xml:space="preserve">Solution Designer</w:t>
+              <w:t xml:space="preserve">Solution Builder</w:t>
             </w:r>
           </w:p>
         </w:tc>
